--- a/books/late-bloom/art/out/시계가-멈춘-마을.docx
+++ b/books/late-bloom/art/out/시계가-멈춘-마을.docx
@@ -394,7 +394,22 @@
           <w:color w:val="1C1A17"/>
           <w:sz w:val="24"/>
         </w:rPr>
-        <w:t>그 사람에게도 전화기가 하나 있었다.</w:t>
+        <w:t>나도 어디를 봐야 할지 모른다.</w:t>
+      </w:r>
+    </w:p>
+    <w:p>
+      <w:pPr>
+        <w:spacing w:before="0" w:after="0" w:line="360" w:lineRule="exact"/>
+        <w:ind w:left="1404" w:right="792"/>
+        <w:jc w:val="left"/>
+      </w:pPr>
+      <w:r>
+        <w:rPr>
+          <w:rFonts w:ascii="바탕" w:hAnsi="바탕" w:eastAsia="바탕"/>
+          <w:color w:val="1C1A17"/>
+          <w:sz w:val="24"/>
+        </w:rPr>
+        <w:t>전화기가 하나 있었다.</w:t>
       </w:r>
     </w:p>
     <w:p>
